--- a/human/tasks/U-05/summary.docx
+++ b/human/tasks/U-05/summary.docx
@@ -143,7 +143,7 @@
     </w:p>
     <w:p>
       <w:r>
-        <w:t>U-04已经归档的框架和生成器引用原入口，不重复复制。Unity运行日志留本机.artifacts-local，测试XML和范围记录入包；根目录业务文件的整体双层迁移尚未完成。</w:t>
+        <w:t>U-04已经归档的框架和生成器引用原入口，不重复复制。Unity运行日志留本机agent/local/artifacts，测试XML和范围记录入包；根目录19/19项已迁入human/agent，当前读取和运行入口已验证，业务签收不变。</w:t>
       </w:r>
     </w:p>
     <w:p>
@@ -202,7 +202,12 @@
     </w:p>
     <w:p>
       <w:r>
-        <w:t>累计25/71包，剩余46，下一U-06。完成本包Agent目录及旧工具实际归档，再生成单包与串联Word；整个目标仍包括剩余任务、共享模块及根目录迁移，不在此关闭。</w:t>
+        <w:t>规范化71/71包、根目录迁移19/19项完成；每包Word由Agent源生成。</w:t>
+      </w:r>
+    </w:p>
+    <w:p>
+      <w:r>
+        <w:t>业务状态WAIT_DEP，原签收与未交付项不变；后续按注册表和实际依赖推进。</w:t>
       </w:r>
     </w:p>
     <w:p>
